--- a/Vizsgaremek_tervdokumentum (1).docx
+++ b/Vizsgaremek_tervdokumentum (1).docx
@@ -643,15 +643,13 @@
         </w:rPr>
         <w:t xml:space="preserve">, </w:t>
       </w:r>
-      <w:proofErr w:type="spellStart"/>
-      <w:r>
-        <w:rPr>
-          <w:rFonts w:ascii="Times New Roman" w:hAnsi="Times New Roman" w:cs="Times New Roman"/>
-          <w:sz w:val="28"/>
-        </w:rPr>
-        <w:t>karbantatrtani</w:t>
-      </w:r>
-      <w:proofErr w:type="spellEnd"/>
+      <w:r>
+        <w:rPr>
+          <w:rFonts w:ascii="Times New Roman" w:hAnsi="Times New Roman" w:cs="Times New Roman"/>
+          <w:sz w:val="28"/>
+        </w:rPr>
+        <w:t>karbantartani</w:t>
+      </w:r>
       <w:r>
         <w:rPr>
           <w:rFonts w:ascii="Times New Roman" w:hAnsi="Times New Roman" w:cs="Times New Roman"/>
@@ -673,30 +671,23 @@
           <w:sz w:val="28"/>
         </w:rPr>
         <w:t xml:space="preserve">Kompatibilitás: A webalkalmazás működjön a leggyakrabban használt modern böngészőkben. </w:t>
-      </w:r>
-    </w:p>
-    <w:p>
-      <w:pPr>
-        <w:rPr>
-          <w:rFonts w:ascii="Times New Roman" w:hAnsi="Times New Roman" w:cs="Times New Roman"/>
-          <w:sz w:val="28"/>
-        </w:rPr>
-      </w:pPr>
-      <w:r>
-        <w:rPr>
-          <w:rFonts w:ascii="Times New Roman" w:hAnsi="Times New Roman" w:cs="Times New Roman"/>
-          <w:sz w:val="28"/>
-        </w:rPr>
-        <w:t>Skálázhatóság: A r</w:t>
       </w:r>
       <w:bookmarkStart w:id="0" w:name="_GoBack"/>
       <w:bookmarkEnd w:id="0"/>
-      <w:r>
-        <w:rPr>
-          <w:rFonts w:ascii="Times New Roman" w:hAnsi="Times New Roman" w:cs="Times New Roman"/>
-          <w:sz w:val="28"/>
-        </w:rPr>
-        <w:t xml:space="preserve">endszer később alkalmas legyen új funkciók, több felhasználó és nagyobb mennyiségű adat kezelésére. </w:t>
+    </w:p>
+    <w:p>
+      <w:pPr>
+        <w:rPr>
+          <w:rFonts w:ascii="Times New Roman" w:hAnsi="Times New Roman" w:cs="Times New Roman"/>
+          <w:sz w:val="28"/>
+        </w:rPr>
+      </w:pPr>
+      <w:r>
+        <w:rPr>
+          <w:rFonts w:ascii="Times New Roman" w:hAnsi="Times New Roman" w:cs="Times New Roman"/>
+          <w:sz w:val="28"/>
+        </w:rPr>
+        <w:t xml:space="preserve">Skálázhatóság: A rendszer később alkalmas legyen új funkciók, több felhasználó és nagyobb mennyiségű adat kezelésére. </w:t>
       </w:r>
     </w:p>
     <w:p>
@@ -719,16 +710,795 @@
       <w:pPr>
         <w:rPr>
           <w:rFonts w:ascii="Times New Roman" w:hAnsi="Times New Roman" w:cs="Times New Roman"/>
-          <w:sz w:val="28"/>
-        </w:rPr>
-      </w:pPr>
-    </w:p>
-    <w:p>
-      <w:pPr>
-        <w:rPr>
-          <w:rFonts w:ascii="Times New Roman" w:hAnsi="Times New Roman" w:cs="Times New Roman"/>
-          <w:sz w:val="28"/>
-          <w:szCs w:val="36"/>
+          <w:sz w:val="44"/>
+        </w:rPr>
+      </w:pPr>
+    </w:p>
+    <w:p>
+      <w:pPr>
+        <w:rPr>
+          <w:rFonts w:ascii="Times New Roman" w:hAnsi="Times New Roman" w:cs="Times New Roman"/>
+          <w:sz w:val="44"/>
+        </w:rPr>
+      </w:pPr>
+      <w:r>
+        <w:rPr>
+          <w:rFonts w:ascii="Times New Roman" w:hAnsi="Times New Roman" w:cs="Times New Roman"/>
+          <w:sz w:val="44"/>
+        </w:rPr>
+        <w:t>Felhasználói szerepkörök</w:t>
+      </w:r>
+    </w:p>
+    <w:p>
+      <w:pPr>
+        <w:rPr>
+          <w:rFonts w:ascii="Times New Roman" w:hAnsi="Times New Roman" w:cs="Times New Roman"/>
+          <w:sz w:val="52"/>
+        </w:rPr>
+      </w:pPr>
+      <w:r>
+        <w:rPr>
+          <w:rFonts w:ascii="Times New Roman" w:hAnsi="Times New Roman" w:cs="Times New Roman"/>
+          <w:sz w:val="28"/>
+        </w:rPr>
+        <w:t>A rendszerben különböző felhasználói szerepkörök kerülnek kialakításra annak érdekében, hogy minden felhasználó csak a számára szükséges funkciókat és adatokat érhesse el. A szerepkörök meghatározzák, hogy az adott felhasználó milyen műveleteket végezhet a rendszerben.</w:t>
+      </w:r>
+    </w:p>
+    <w:p>
+      <w:pPr>
+        <w:pStyle w:val="Cmsor3"/>
+        <w:rPr>
+          <w:b w:val="0"/>
+          <w:sz w:val="32"/>
+        </w:rPr>
+      </w:pPr>
+      <w:r>
+        <w:rPr>
+          <w:b w:val="0"/>
+          <w:sz w:val="32"/>
+        </w:rPr>
+        <w:t>Segítő</w:t>
+      </w:r>
+    </w:p>
+    <w:p>
+      <w:pPr>
+        <w:pStyle w:val="NormlWeb"/>
+        <w:rPr>
+          <w:sz w:val="32"/>
+        </w:rPr>
+      </w:pPr>
+      <w:r>
+        <w:rPr>
+          <w:sz w:val="32"/>
+        </w:rPr>
+        <w:t>A segítő olyan felhasználó, aki a meghirdetett munkák közül szeretne feladatokat vállalni. Megtekintheti és szűrheti a számára elérhető munkákat, majd jelentkezhet az általa kiválasztott feladatokra. A segítő kapcsolatot tarthat a megrendelővel, figyelemmel követheti a munkái állapotát, valamint a befejezett munkák után értékelheti a megrendelőt.</w:t>
+      </w:r>
+    </w:p>
+    <w:p>
+      <w:pPr>
+        <w:pStyle w:val="NormlWeb"/>
+        <w:rPr>
+          <w:sz w:val="32"/>
+        </w:rPr>
+      </w:pPr>
+      <w:r>
+        <w:rPr>
+          <w:sz w:val="32"/>
+        </w:rPr>
+        <w:t>A segítő főbb lehetőségei:</w:t>
+      </w:r>
+    </w:p>
+    <w:p>
+      <w:pPr>
+        <w:pStyle w:val="NormlWeb"/>
+        <w:numPr>
+          <w:ilvl w:val="0"/>
+          <w:numId w:val="3"/>
+        </w:numPr>
+        <w:rPr>
+          <w:sz w:val="32"/>
+        </w:rPr>
+      </w:pPr>
+      <w:r>
+        <w:rPr>
+          <w:sz w:val="32"/>
+        </w:rPr>
+        <w:t>regisztráció és bejelentkezés,</w:t>
+      </w:r>
+    </w:p>
+    <w:p>
+      <w:pPr>
+        <w:pStyle w:val="NormlWeb"/>
+        <w:numPr>
+          <w:ilvl w:val="0"/>
+          <w:numId w:val="3"/>
+        </w:numPr>
+        <w:rPr>
+          <w:sz w:val="32"/>
+        </w:rPr>
+      </w:pPr>
+      <w:r>
+        <w:rPr>
+          <w:sz w:val="32"/>
+        </w:rPr>
+        <w:t>saját profil kezelése,</w:t>
+      </w:r>
+    </w:p>
+    <w:p>
+      <w:pPr>
+        <w:pStyle w:val="NormlWeb"/>
+        <w:numPr>
+          <w:ilvl w:val="0"/>
+          <w:numId w:val="3"/>
+        </w:numPr>
+        <w:rPr>
+          <w:sz w:val="32"/>
+        </w:rPr>
+      </w:pPr>
+      <w:r>
+        <w:rPr>
+          <w:sz w:val="32"/>
+        </w:rPr>
+        <w:t>meghirdetett munkák keresése és szűrése,</w:t>
+      </w:r>
+    </w:p>
+    <w:p>
+      <w:pPr>
+        <w:pStyle w:val="NormlWeb"/>
+        <w:numPr>
+          <w:ilvl w:val="0"/>
+          <w:numId w:val="3"/>
+        </w:numPr>
+        <w:rPr>
+          <w:sz w:val="32"/>
+        </w:rPr>
+      </w:pPr>
+      <w:r>
+        <w:rPr>
+          <w:sz w:val="32"/>
+        </w:rPr>
+        <w:t>munkákra való jelentkezés,</w:t>
+      </w:r>
+    </w:p>
+    <w:p>
+      <w:pPr>
+        <w:pStyle w:val="NormlWeb"/>
+        <w:numPr>
+          <w:ilvl w:val="0"/>
+          <w:numId w:val="3"/>
+        </w:numPr>
+        <w:rPr>
+          <w:sz w:val="32"/>
+        </w:rPr>
+      </w:pPr>
+      <w:r>
+        <w:rPr>
+          <w:sz w:val="32"/>
+        </w:rPr>
+        <w:t>jelentkezések és elfogadott munkák megtekintése,</w:t>
+      </w:r>
+    </w:p>
+    <w:p>
+      <w:pPr>
+        <w:pStyle w:val="NormlWeb"/>
+        <w:numPr>
+          <w:ilvl w:val="0"/>
+          <w:numId w:val="3"/>
+        </w:numPr>
+        <w:rPr>
+          <w:sz w:val="32"/>
+        </w:rPr>
+      </w:pPr>
+      <w:r>
+        <w:rPr>
+          <w:sz w:val="32"/>
+        </w:rPr>
+        <w:t>üzenetküldés a megrendelőknek,</w:t>
+      </w:r>
+    </w:p>
+    <w:p>
+      <w:pPr>
+        <w:pStyle w:val="NormlWeb"/>
+        <w:numPr>
+          <w:ilvl w:val="0"/>
+          <w:numId w:val="3"/>
+        </w:numPr>
+        <w:rPr>
+          <w:sz w:val="32"/>
+        </w:rPr>
+      </w:pPr>
+      <w:r>
+        <w:rPr>
+          <w:sz w:val="32"/>
+        </w:rPr>
+        <w:t>értesítések megtekintése,</w:t>
+      </w:r>
+    </w:p>
+    <w:p>
+      <w:pPr>
+        <w:pStyle w:val="NormlWeb"/>
+        <w:numPr>
+          <w:ilvl w:val="0"/>
+          <w:numId w:val="3"/>
+        </w:numPr>
+        <w:rPr>
+          <w:sz w:val="32"/>
+        </w:rPr>
+      </w:pPr>
+      <w:r>
+        <w:rPr>
+          <w:sz w:val="32"/>
+        </w:rPr>
+        <w:t>korábbi és jelenlegi munkák megtekintése,</w:t>
+      </w:r>
+    </w:p>
+    <w:p>
+      <w:pPr>
+        <w:pStyle w:val="NormlWeb"/>
+        <w:numPr>
+          <w:ilvl w:val="0"/>
+          <w:numId w:val="3"/>
+        </w:numPr>
+        <w:rPr>
+          <w:sz w:val="32"/>
+        </w:rPr>
+      </w:pPr>
+      <w:r>
+        <w:rPr>
+          <w:sz w:val="32"/>
+        </w:rPr>
+        <w:t>megrendelők értékelése.</w:t>
+      </w:r>
+    </w:p>
+    <w:p>
+      <w:pPr>
+        <w:pStyle w:val="Cmsor3"/>
+        <w:rPr>
+          <w:b w:val="0"/>
+          <w:sz w:val="32"/>
+        </w:rPr>
+      </w:pPr>
+      <w:r>
+        <w:rPr>
+          <w:b w:val="0"/>
+          <w:sz w:val="32"/>
+        </w:rPr>
+        <w:t>Megrendelő</w:t>
+      </w:r>
+    </w:p>
+    <w:p>
+      <w:pPr>
+        <w:pStyle w:val="NormlWeb"/>
+        <w:rPr>
+          <w:sz w:val="32"/>
+        </w:rPr>
+      </w:pPr>
+      <w:r>
+        <w:rPr>
+          <w:sz w:val="32"/>
+        </w:rPr>
+        <w:t>A megrendelő olyan felhasználó, akinek valamilyen feladat elvégzéséhez segítségre van szüksége. Új munkát hirdethet meg, amelyben megadhatja a feladat részleteit, helyszínét, időpontját és a munkáért felajánlott fizetést. A beérkező jelentkezők közül kiválaszthatja a számára megfelelő segítőt.</w:t>
+      </w:r>
+    </w:p>
+    <w:p>
+      <w:pPr>
+        <w:pStyle w:val="NormlWeb"/>
+        <w:rPr>
+          <w:sz w:val="32"/>
+        </w:rPr>
+      </w:pPr>
+      <w:r>
+        <w:rPr>
+          <w:sz w:val="32"/>
+        </w:rPr>
+        <w:lastRenderedPageBreak/>
+        <w:t>A megrendelő főbb lehetőségei:</w:t>
+      </w:r>
+    </w:p>
+    <w:p>
+      <w:pPr>
+        <w:pStyle w:val="NormlWeb"/>
+        <w:numPr>
+          <w:ilvl w:val="0"/>
+          <w:numId w:val="4"/>
+        </w:numPr>
+        <w:rPr>
+          <w:sz w:val="32"/>
+        </w:rPr>
+      </w:pPr>
+      <w:r>
+        <w:rPr>
+          <w:sz w:val="32"/>
+        </w:rPr>
+        <w:t>regisztráció és bejelentkezés,</w:t>
+      </w:r>
+    </w:p>
+    <w:p>
+      <w:pPr>
+        <w:pStyle w:val="NormlWeb"/>
+        <w:numPr>
+          <w:ilvl w:val="0"/>
+          <w:numId w:val="4"/>
+        </w:numPr>
+        <w:rPr>
+          <w:sz w:val="32"/>
+        </w:rPr>
+      </w:pPr>
+      <w:r>
+        <w:rPr>
+          <w:sz w:val="32"/>
+        </w:rPr>
+        <w:t>saját profil kezelése,</w:t>
+      </w:r>
+    </w:p>
+    <w:p>
+      <w:pPr>
+        <w:pStyle w:val="NormlWeb"/>
+        <w:numPr>
+          <w:ilvl w:val="0"/>
+          <w:numId w:val="4"/>
+        </w:numPr>
+        <w:rPr>
+          <w:sz w:val="32"/>
+        </w:rPr>
+      </w:pPr>
+      <w:r>
+        <w:rPr>
+          <w:sz w:val="32"/>
+        </w:rPr>
+        <w:t>új munkák meghirdetése,</w:t>
+      </w:r>
+    </w:p>
+    <w:p>
+      <w:pPr>
+        <w:pStyle w:val="NormlWeb"/>
+        <w:numPr>
+          <w:ilvl w:val="0"/>
+          <w:numId w:val="4"/>
+        </w:numPr>
+        <w:rPr>
+          <w:sz w:val="32"/>
+        </w:rPr>
+      </w:pPr>
+      <w:r>
+        <w:rPr>
+          <w:sz w:val="32"/>
+        </w:rPr>
+        <w:t>saját munkák módosítása és kezelése,</w:t>
+      </w:r>
+    </w:p>
+    <w:p>
+      <w:pPr>
+        <w:pStyle w:val="NormlWeb"/>
+        <w:numPr>
+          <w:ilvl w:val="0"/>
+          <w:numId w:val="4"/>
+        </w:numPr>
+        <w:rPr>
+          <w:sz w:val="32"/>
+        </w:rPr>
+      </w:pPr>
+      <w:r>
+        <w:rPr>
+          <w:sz w:val="32"/>
+        </w:rPr>
+        <w:t>jelentkezők megtekintése,</w:t>
+      </w:r>
+    </w:p>
+    <w:p>
+      <w:pPr>
+        <w:pStyle w:val="NormlWeb"/>
+        <w:numPr>
+          <w:ilvl w:val="0"/>
+          <w:numId w:val="4"/>
+        </w:numPr>
+        <w:rPr>
+          <w:sz w:val="32"/>
+        </w:rPr>
+      </w:pPr>
+      <w:r>
+        <w:rPr>
+          <w:sz w:val="32"/>
+        </w:rPr>
+        <w:t>jelentkezők közül segítő kiválasztása,</w:t>
+      </w:r>
+    </w:p>
+    <w:p>
+      <w:pPr>
+        <w:pStyle w:val="NormlWeb"/>
+        <w:numPr>
+          <w:ilvl w:val="0"/>
+          <w:numId w:val="4"/>
+        </w:numPr>
+        <w:rPr>
+          <w:sz w:val="32"/>
+        </w:rPr>
+      </w:pPr>
+      <w:r>
+        <w:rPr>
+          <w:sz w:val="32"/>
+        </w:rPr>
+        <w:t>üzenetküldés a segítőknek,</w:t>
+      </w:r>
+    </w:p>
+    <w:p>
+      <w:pPr>
+        <w:pStyle w:val="NormlWeb"/>
+        <w:numPr>
+          <w:ilvl w:val="0"/>
+          <w:numId w:val="4"/>
+        </w:numPr>
+        <w:rPr>
+          <w:sz w:val="32"/>
+        </w:rPr>
+      </w:pPr>
+      <w:r>
+        <w:rPr>
+          <w:sz w:val="32"/>
+        </w:rPr>
+        <w:t>munkák állapotának kezelése,</w:t>
+      </w:r>
+    </w:p>
+    <w:p>
+      <w:pPr>
+        <w:pStyle w:val="NormlWeb"/>
+        <w:numPr>
+          <w:ilvl w:val="0"/>
+          <w:numId w:val="4"/>
+        </w:numPr>
+        <w:rPr>
+          <w:sz w:val="32"/>
+        </w:rPr>
+      </w:pPr>
+      <w:r>
+        <w:rPr>
+          <w:sz w:val="32"/>
+        </w:rPr>
+        <w:t>korábbi és jelenlegi munkák megtekintése,</w:t>
+      </w:r>
+    </w:p>
+    <w:p>
+      <w:pPr>
+        <w:pStyle w:val="NormlWeb"/>
+        <w:numPr>
+          <w:ilvl w:val="0"/>
+          <w:numId w:val="4"/>
+        </w:numPr>
+        <w:rPr>
+          <w:sz w:val="32"/>
+        </w:rPr>
+      </w:pPr>
+      <w:r>
+        <w:rPr>
+          <w:sz w:val="32"/>
+        </w:rPr>
+        <w:t>segítők értékelése.</w:t>
+      </w:r>
+    </w:p>
+    <w:p>
+      <w:pPr>
+        <w:pStyle w:val="Cmsor3"/>
+        <w:rPr>
+          <w:b w:val="0"/>
+          <w:sz w:val="32"/>
+        </w:rPr>
+      </w:pPr>
+      <w:r>
+        <w:rPr>
+          <w:b w:val="0"/>
+          <w:sz w:val="32"/>
+        </w:rPr>
+        <w:t>Adminisztrátor</w:t>
+      </w:r>
+    </w:p>
+    <w:p>
+      <w:pPr>
+        <w:pStyle w:val="NormlWeb"/>
+        <w:rPr>
+          <w:sz w:val="32"/>
+        </w:rPr>
+      </w:pPr>
+      <w:r>
+        <w:rPr>
+          <w:sz w:val="32"/>
+        </w:rPr>
+        <w:t>Az adminisztrátor a rendszer működésének felügyeletéért és karbantartásáért felelős felhasználó. Jogosultságai magasabbak a normál felhasználókénál, ezért hozzáférhet a rendszer kezeléséhez szükséges adminisztrációs funkciókhoz.</w:t>
+      </w:r>
+    </w:p>
+    <w:p>
+      <w:pPr>
+        <w:pStyle w:val="NormlWeb"/>
+        <w:rPr>
+          <w:sz w:val="32"/>
+        </w:rPr>
+      </w:pPr>
+      <w:r>
+        <w:rPr>
+          <w:sz w:val="32"/>
+        </w:rPr>
+        <w:t>Az adminisztrátor főbb lehetőségei:</w:t>
+      </w:r>
+    </w:p>
+    <w:p>
+      <w:pPr>
+        <w:pStyle w:val="NormlWeb"/>
+        <w:numPr>
+          <w:ilvl w:val="0"/>
+          <w:numId w:val="5"/>
+        </w:numPr>
+        <w:rPr>
+          <w:sz w:val="32"/>
+        </w:rPr>
+      </w:pPr>
+      <w:r>
+        <w:rPr>
+          <w:sz w:val="32"/>
+        </w:rPr>
+        <w:t>felhasználói fiókok kezelése,</w:t>
+      </w:r>
+    </w:p>
+    <w:p>
+      <w:pPr>
+        <w:pStyle w:val="NormlWeb"/>
+        <w:numPr>
+          <w:ilvl w:val="0"/>
+          <w:numId w:val="5"/>
+        </w:numPr>
+        <w:rPr>
+          <w:sz w:val="32"/>
+        </w:rPr>
+      </w:pPr>
+      <w:r>
+        <w:rPr>
+          <w:sz w:val="32"/>
+        </w:rPr>
+        <w:t>felhasználók adatainak és jogosultságainak kezelése,</w:t>
+      </w:r>
+    </w:p>
+    <w:p>
+      <w:pPr>
+        <w:pStyle w:val="NormlWeb"/>
+        <w:numPr>
+          <w:ilvl w:val="0"/>
+          <w:numId w:val="5"/>
+        </w:numPr>
+        <w:rPr>
+          <w:sz w:val="32"/>
+        </w:rPr>
+      </w:pPr>
+      <w:r>
+        <w:rPr>
+          <w:sz w:val="32"/>
+        </w:rPr>
+        <w:t>munkahirdetések ellenőrzése és kezelése,</w:t>
+      </w:r>
+    </w:p>
+    <w:p>
+      <w:pPr>
+        <w:pStyle w:val="NormlWeb"/>
+        <w:numPr>
+          <w:ilvl w:val="0"/>
+          <w:numId w:val="5"/>
+        </w:numPr>
+        <w:rPr>
+          <w:sz w:val="32"/>
+        </w:rPr>
+      </w:pPr>
+      <w:r>
+        <w:rPr>
+          <w:sz w:val="32"/>
+        </w:rPr>
+        <w:t>bejelentett problémák megtekintése és kezelése,</w:t>
+      </w:r>
+    </w:p>
+    <w:p>
+      <w:pPr>
+        <w:pStyle w:val="NormlWeb"/>
+        <w:numPr>
+          <w:ilvl w:val="0"/>
+          <w:numId w:val="5"/>
+        </w:numPr>
+        <w:rPr>
+          <w:sz w:val="32"/>
+        </w:rPr>
+      </w:pPr>
+      <w:r>
+        <w:rPr>
+          <w:sz w:val="32"/>
+        </w:rPr>
+        <w:t>szabálytalan vagy problémás tartalmak eltávolítása,</w:t>
+      </w:r>
+    </w:p>
+    <w:p>
+      <w:pPr>
+        <w:pStyle w:val="NormlWeb"/>
+        <w:numPr>
+          <w:ilvl w:val="0"/>
+          <w:numId w:val="5"/>
+        </w:numPr>
+        <w:rPr>
+          <w:sz w:val="32"/>
+        </w:rPr>
+      </w:pPr>
+      <w:r>
+        <w:rPr>
+          <w:sz w:val="32"/>
+        </w:rPr>
+        <w:t>rendszer működésének ellenőrzése,</w:t>
+      </w:r>
+    </w:p>
+    <w:p>
+      <w:pPr>
+        <w:pStyle w:val="NormlWeb"/>
+        <w:numPr>
+          <w:ilvl w:val="0"/>
+          <w:numId w:val="5"/>
+        </w:numPr>
+        <w:rPr>
+          <w:sz w:val="32"/>
+        </w:rPr>
+      </w:pPr>
+      <w:r>
+        <w:rPr>
+          <w:sz w:val="32"/>
+        </w:rPr>
+        <w:t>szükség esetén felhasználói fiókok korlátozása vagy felfüggesztése.</w:t>
+      </w:r>
+    </w:p>
+    <w:p>
+      <w:pPr>
+        <w:pStyle w:val="Cmsor3"/>
+        <w:rPr>
+          <w:b w:val="0"/>
+          <w:sz w:val="32"/>
+        </w:rPr>
+      </w:pPr>
+      <w:r>
+        <w:rPr>
+          <w:b w:val="0"/>
+          <w:sz w:val="32"/>
+        </w:rPr>
+        <w:t>Vendég felhasználó</w:t>
+      </w:r>
+    </w:p>
+    <w:p>
+      <w:pPr>
+        <w:pStyle w:val="NormlWeb"/>
+        <w:rPr>
+          <w:sz w:val="32"/>
+        </w:rPr>
+      </w:pPr>
+      <w:r>
+        <w:rPr>
+          <w:sz w:val="32"/>
+        </w:rPr>
+        <w:t>A vendég olyan személy, aki még nem jelentkezett be a rendszerbe. Korlátozott hozzáféréssel rendelkezik, ezért a rendszer alapvető információit megtekintheti, azonban a munkákra való jelentkezéshez vagy új munka meghirdetéséhez már regisztráció és bejelentkezés szükséges.</w:t>
+      </w:r>
+    </w:p>
+    <w:p>
+      <w:pPr>
+        <w:pStyle w:val="NormlWeb"/>
+        <w:rPr>
+          <w:sz w:val="32"/>
+        </w:rPr>
+      </w:pPr>
+      <w:r>
+        <w:rPr>
+          <w:sz w:val="32"/>
+        </w:rPr>
+        <w:lastRenderedPageBreak/>
+        <w:t>A vendég főbb lehetőségei:</w:t>
+      </w:r>
+    </w:p>
+    <w:p>
+      <w:pPr>
+        <w:pStyle w:val="NormlWeb"/>
+        <w:numPr>
+          <w:ilvl w:val="0"/>
+          <w:numId w:val="6"/>
+        </w:numPr>
+        <w:rPr>
+          <w:sz w:val="32"/>
+        </w:rPr>
+      </w:pPr>
+      <w:r>
+        <w:rPr>
+          <w:sz w:val="32"/>
+        </w:rPr>
+        <w:t>a weboldal megtekintése,</w:t>
+      </w:r>
+    </w:p>
+    <w:p>
+      <w:pPr>
+        <w:pStyle w:val="NormlWeb"/>
+        <w:numPr>
+          <w:ilvl w:val="0"/>
+          <w:numId w:val="6"/>
+        </w:numPr>
+        <w:rPr>
+          <w:sz w:val="32"/>
+        </w:rPr>
+      </w:pPr>
+      <w:r>
+        <w:rPr>
+          <w:sz w:val="32"/>
+        </w:rPr>
+        <w:t>a rendszer működésének megismerése,</w:t>
+      </w:r>
+    </w:p>
+    <w:p>
+      <w:pPr>
+        <w:pStyle w:val="NormlWeb"/>
+        <w:numPr>
+          <w:ilvl w:val="0"/>
+          <w:numId w:val="6"/>
+        </w:numPr>
+        <w:rPr>
+          <w:sz w:val="32"/>
+        </w:rPr>
+      </w:pPr>
+      <w:r>
+        <w:rPr>
+          <w:sz w:val="32"/>
+        </w:rPr>
+        <w:t>regisztráció,</w:t>
+      </w:r>
+    </w:p>
+    <w:p>
+      <w:pPr>
+        <w:pStyle w:val="NormlWeb"/>
+        <w:numPr>
+          <w:ilvl w:val="0"/>
+          <w:numId w:val="6"/>
+        </w:numPr>
+        <w:rPr>
+          <w:sz w:val="32"/>
+        </w:rPr>
+      </w:pPr>
+      <w:r>
+        <w:rPr>
+          <w:sz w:val="32"/>
+        </w:rPr>
+        <w:t>bejelentkezés,</w:t>
+      </w:r>
+    </w:p>
+    <w:p>
+      <w:pPr>
+        <w:pStyle w:val="NormlWeb"/>
+        <w:numPr>
+          <w:ilvl w:val="0"/>
+          <w:numId w:val="6"/>
+        </w:numPr>
+        <w:rPr>
+          <w:sz w:val="32"/>
+        </w:rPr>
+      </w:pPr>
+      <w:r>
+        <w:rPr>
+          <w:sz w:val="32"/>
+        </w:rPr>
+        <w:t>nyilvánosan elérhető munkák megtekintése.</w:t>
+      </w:r>
+    </w:p>
+    <w:p>
+      <w:pPr>
+        <w:pStyle w:val="NormlWeb"/>
+        <w:rPr>
+          <w:sz w:val="32"/>
+        </w:rPr>
+      </w:pPr>
+      <w:r>
+        <w:rPr>
+          <w:sz w:val="32"/>
+        </w:rPr>
+        <w:t>A szerepkörök elkülönítésével a rendszer biztonságosabban és átláthatóbban működtethető, mivel minden felhasználó csak a saját feladataihoz szükséges funkciókhoz férhet hozzá.</w:t>
+      </w:r>
+    </w:p>
+    <w:p>
+      <w:pPr>
+        <w:rPr>
+          <w:rFonts w:ascii="Times New Roman" w:hAnsi="Times New Roman" w:cs="Times New Roman"/>
+          <w:sz w:val="36"/>
         </w:rPr>
       </w:pPr>
     </w:p>
@@ -894,6 +1664,453 @@
     </w:lvl>
   </w:abstractNum>
   <w:abstractNum w:abstractNumId="1" w15:restartNumberingAfterBreak="0">
+    <w:nsid w:val="26F53D15"/>
+    <w:multiLevelType w:val="multilevel"/>
+    <w:tmpl w:val="FDBCC168"/>
+    <w:lvl w:ilvl="0">
+      <w:start w:val="1"/>
+      <w:numFmt w:val="bullet"/>
+      <w:lvlText w:val=""/>
+      <w:lvlJc w:val="left"/>
+      <w:pPr>
+        <w:tabs>
+          <w:tab w:val="num" w:pos="720"/>
+        </w:tabs>
+        <w:ind w:left="720" w:hanging="360"/>
+      </w:pPr>
+      <w:rPr>
+        <w:rFonts w:ascii="Symbol" w:hAnsi="Symbol" w:hint="default"/>
+        <w:sz w:val="20"/>
+      </w:rPr>
+    </w:lvl>
+    <w:lvl w:ilvl="1" w:tentative="1">
+      <w:start w:val="1"/>
+      <w:numFmt w:val="bullet"/>
+      <w:lvlText w:val="o"/>
+      <w:lvlJc w:val="left"/>
+      <w:pPr>
+        <w:tabs>
+          <w:tab w:val="num" w:pos="1440"/>
+        </w:tabs>
+        <w:ind w:left="1440" w:hanging="360"/>
+      </w:pPr>
+      <w:rPr>
+        <w:rFonts w:ascii="Courier New" w:hAnsi="Courier New" w:hint="default"/>
+        <w:sz w:val="20"/>
+      </w:rPr>
+    </w:lvl>
+    <w:lvl w:ilvl="2" w:tentative="1">
+      <w:start w:val="1"/>
+      <w:numFmt w:val="bullet"/>
+      <w:lvlText w:val=""/>
+      <w:lvlJc w:val="left"/>
+      <w:pPr>
+        <w:tabs>
+          <w:tab w:val="num" w:pos="2160"/>
+        </w:tabs>
+        <w:ind w:left="2160" w:hanging="360"/>
+      </w:pPr>
+      <w:rPr>
+        <w:rFonts w:ascii="Wingdings" w:hAnsi="Wingdings" w:hint="default"/>
+        <w:sz w:val="20"/>
+      </w:rPr>
+    </w:lvl>
+    <w:lvl w:ilvl="3" w:tentative="1">
+      <w:start w:val="1"/>
+      <w:numFmt w:val="bullet"/>
+      <w:lvlText w:val=""/>
+      <w:lvlJc w:val="left"/>
+      <w:pPr>
+        <w:tabs>
+          <w:tab w:val="num" w:pos="2880"/>
+        </w:tabs>
+        <w:ind w:left="2880" w:hanging="360"/>
+      </w:pPr>
+      <w:rPr>
+        <w:rFonts w:ascii="Wingdings" w:hAnsi="Wingdings" w:hint="default"/>
+        <w:sz w:val="20"/>
+      </w:rPr>
+    </w:lvl>
+    <w:lvl w:ilvl="4" w:tentative="1">
+      <w:start w:val="1"/>
+      <w:numFmt w:val="bullet"/>
+      <w:lvlText w:val=""/>
+      <w:lvlJc w:val="left"/>
+      <w:pPr>
+        <w:tabs>
+          <w:tab w:val="num" w:pos="3600"/>
+        </w:tabs>
+        <w:ind w:left="3600" w:hanging="360"/>
+      </w:pPr>
+      <w:rPr>
+        <w:rFonts w:ascii="Wingdings" w:hAnsi="Wingdings" w:hint="default"/>
+        <w:sz w:val="20"/>
+      </w:rPr>
+    </w:lvl>
+    <w:lvl w:ilvl="5" w:tentative="1">
+      <w:start w:val="1"/>
+      <w:numFmt w:val="bullet"/>
+      <w:lvlText w:val=""/>
+      <w:lvlJc w:val="left"/>
+      <w:pPr>
+        <w:tabs>
+          <w:tab w:val="num" w:pos="4320"/>
+        </w:tabs>
+        <w:ind w:left="4320" w:hanging="360"/>
+      </w:pPr>
+      <w:rPr>
+        <w:rFonts w:ascii="Wingdings" w:hAnsi="Wingdings" w:hint="default"/>
+        <w:sz w:val="20"/>
+      </w:rPr>
+    </w:lvl>
+    <w:lvl w:ilvl="6" w:tentative="1">
+      <w:start w:val="1"/>
+      <w:numFmt w:val="bullet"/>
+      <w:lvlText w:val=""/>
+      <w:lvlJc w:val="left"/>
+      <w:pPr>
+        <w:tabs>
+          <w:tab w:val="num" w:pos="5040"/>
+        </w:tabs>
+        <w:ind w:left="5040" w:hanging="360"/>
+      </w:pPr>
+      <w:rPr>
+        <w:rFonts w:ascii="Wingdings" w:hAnsi="Wingdings" w:hint="default"/>
+        <w:sz w:val="20"/>
+      </w:rPr>
+    </w:lvl>
+    <w:lvl w:ilvl="7" w:tentative="1">
+      <w:start w:val="1"/>
+      <w:numFmt w:val="bullet"/>
+      <w:lvlText w:val=""/>
+      <w:lvlJc w:val="left"/>
+      <w:pPr>
+        <w:tabs>
+          <w:tab w:val="num" w:pos="5760"/>
+        </w:tabs>
+        <w:ind w:left="5760" w:hanging="360"/>
+      </w:pPr>
+      <w:rPr>
+        <w:rFonts w:ascii="Wingdings" w:hAnsi="Wingdings" w:hint="default"/>
+        <w:sz w:val="20"/>
+      </w:rPr>
+    </w:lvl>
+    <w:lvl w:ilvl="8" w:tentative="1">
+      <w:start w:val="1"/>
+      <w:numFmt w:val="bullet"/>
+      <w:lvlText w:val=""/>
+      <w:lvlJc w:val="left"/>
+      <w:pPr>
+        <w:tabs>
+          <w:tab w:val="num" w:pos="6480"/>
+        </w:tabs>
+        <w:ind w:left="6480" w:hanging="360"/>
+      </w:pPr>
+      <w:rPr>
+        <w:rFonts w:ascii="Wingdings" w:hAnsi="Wingdings" w:hint="default"/>
+        <w:sz w:val="20"/>
+      </w:rPr>
+    </w:lvl>
+  </w:abstractNum>
+  <w:abstractNum w:abstractNumId="2" w15:restartNumberingAfterBreak="0">
+    <w:nsid w:val="2F4D6A1B"/>
+    <w:multiLevelType w:val="multilevel"/>
+    <w:tmpl w:val="A3325820"/>
+    <w:lvl w:ilvl="0">
+      <w:start w:val="1"/>
+      <w:numFmt w:val="bullet"/>
+      <w:lvlText w:val=""/>
+      <w:lvlJc w:val="left"/>
+      <w:pPr>
+        <w:tabs>
+          <w:tab w:val="num" w:pos="720"/>
+        </w:tabs>
+        <w:ind w:left="720" w:hanging="360"/>
+      </w:pPr>
+      <w:rPr>
+        <w:rFonts w:ascii="Symbol" w:hAnsi="Symbol" w:hint="default"/>
+        <w:sz w:val="20"/>
+      </w:rPr>
+    </w:lvl>
+    <w:lvl w:ilvl="1" w:tentative="1">
+      <w:start w:val="1"/>
+      <w:numFmt w:val="bullet"/>
+      <w:lvlText w:val="o"/>
+      <w:lvlJc w:val="left"/>
+      <w:pPr>
+        <w:tabs>
+          <w:tab w:val="num" w:pos="1440"/>
+        </w:tabs>
+        <w:ind w:left="1440" w:hanging="360"/>
+      </w:pPr>
+      <w:rPr>
+        <w:rFonts w:ascii="Courier New" w:hAnsi="Courier New" w:hint="default"/>
+        <w:sz w:val="20"/>
+      </w:rPr>
+    </w:lvl>
+    <w:lvl w:ilvl="2" w:tentative="1">
+      <w:start w:val="1"/>
+      <w:numFmt w:val="bullet"/>
+      <w:lvlText w:val=""/>
+      <w:lvlJc w:val="left"/>
+      <w:pPr>
+        <w:tabs>
+          <w:tab w:val="num" w:pos="2160"/>
+        </w:tabs>
+        <w:ind w:left="2160" w:hanging="360"/>
+      </w:pPr>
+      <w:rPr>
+        <w:rFonts w:ascii="Wingdings" w:hAnsi="Wingdings" w:hint="default"/>
+        <w:sz w:val="20"/>
+      </w:rPr>
+    </w:lvl>
+    <w:lvl w:ilvl="3" w:tentative="1">
+      <w:start w:val="1"/>
+      <w:numFmt w:val="bullet"/>
+      <w:lvlText w:val=""/>
+      <w:lvlJc w:val="left"/>
+      <w:pPr>
+        <w:tabs>
+          <w:tab w:val="num" w:pos="2880"/>
+        </w:tabs>
+        <w:ind w:left="2880" w:hanging="360"/>
+      </w:pPr>
+      <w:rPr>
+        <w:rFonts w:ascii="Wingdings" w:hAnsi="Wingdings" w:hint="default"/>
+        <w:sz w:val="20"/>
+      </w:rPr>
+    </w:lvl>
+    <w:lvl w:ilvl="4" w:tentative="1">
+      <w:start w:val="1"/>
+      <w:numFmt w:val="bullet"/>
+      <w:lvlText w:val=""/>
+      <w:lvlJc w:val="left"/>
+      <w:pPr>
+        <w:tabs>
+          <w:tab w:val="num" w:pos="3600"/>
+        </w:tabs>
+        <w:ind w:left="3600" w:hanging="360"/>
+      </w:pPr>
+      <w:rPr>
+        <w:rFonts w:ascii="Wingdings" w:hAnsi="Wingdings" w:hint="default"/>
+        <w:sz w:val="20"/>
+      </w:rPr>
+    </w:lvl>
+    <w:lvl w:ilvl="5" w:tentative="1">
+      <w:start w:val="1"/>
+      <w:numFmt w:val="bullet"/>
+      <w:lvlText w:val=""/>
+      <w:lvlJc w:val="left"/>
+      <w:pPr>
+        <w:tabs>
+          <w:tab w:val="num" w:pos="4320"/>
+        </w:tabs>
+        <w:ind w:left="4320" w:hanging="360"/>
+      </w:pPr>
+      <w:rPr>
+        <w:rFonts w:ascii="Wingdings" w:hAnsi="Wingdings" w:hint="default"/>
+        <w:sz w:val="20"/>
+      </w:rPr>
+    </w:lvl>
+    <w:lvl w:ilvl="6" w:tentative="1">
+      <w:start w:val="1"/>
+      <w:numFmt w:val="bullet"/>
+      <w:lvlText w:val=""/>
+      <w:lvlJc w:val="left"/>
+      <w:pPr>
+        <w:tabs>
+          <w:tab w:val="num" w:pos="5040"/>
+        </w:tabs>
+        <w:ind w:left="5040" w:hanging="360"/>
+      </w:pPr>
+      <w:rPr>
+        <w:rFonts w:ascii="Wingdings" w:hAnsi="Wingdings" w:hint="default"/>
+        <w:sz w:val="20"/>
+      </w:rPr>
+    </w:lvl>
+    <w:lvl w:ilvl="7" w:tentative="1">
+      <w:start w:val="1"/>
+      <w:numFmt w:val="bullet"/>
+      <w:lvlText w:val=""/>
+      <w:lvlJc w:val="left"/>
+      <w:pPr>
+        <w:tabs>
+          <w:tab w:val="num" w:pos="5760"/>
+        </w:tabs>
+        <w:ind w:left="5760" w:hanging="360"/>
+      </w:pPr>
+      <w:rPr>
+        <w:rFonts w:ascii="Wingdings" w:hAnsi="Wingdings" w:hint="default"/>
+        <w:sz w:val="20"/>
+      </w:rPr>
+    </w:lvl>
+    <w:lvl w:ilvl="8" w:tentative="1">
+      <w:start w:val="1"/>
+      <w:numFmt w:val="bullet"/>
+      <w:lvlText w:val=""/>
+      <w:lvlJc w:val="left"/>
+      <w:pPr>
+        <w:tabs>
+          <w:tab w:val="num" w:pos="6480"/>
+        </w:tabs>
+        <w:ind w:left="6480" w:hanging="360"/>
+      </w:pPr>
+      <w:rPr>
+        <w:rFonts w:ascii="Wingdings" w:hAnsi="Wingdings" w:hint="default"/>
+        <w:sz w:val="20"/>
+      </w:rPr>
+    </w:lvl>
+  </w:abstractNum>
+  <w:abstractNum w:abstractNumId="3" w15:restartNumberingAfterBreak="0">
+    <w:nsid w:val="39ED7D18"/>
+    <w:multiLevelType w:val="multilevel"/>
+    <w:tmpl w:val="862019C0"/>
+    <w:lvl w:ilvl="0">
+      <w:start w:val="1"/>
+      <w:numFmt w:val="bullet"/>
+      <w:lvlText w:val=""/>
+      <w:lvlJc w:val="left"/>
+      <w:pPr>
+        <w:tabs>
+          <w:tab w:val="num" w:pos="720"/>
+        </w:tabs>
+        <w:ind w:left="720" w:hanging="360"/>
+      </w:pPr>
+      <w:rPr>
+        <w:rFonts w:ascii="Symbol" w:hAnsi="Symbol" w:hint="default"/>
+        <w:sz w:val="20"/>
+      </w:rPr>
+    </w:lvl>
+    <w:lvl w:ilvl="1" w:tentative="1">
+      <w:start w:val="1"/>
+      <w:numFmt w:val="bullet"/>
+      <w:lvlText w:val="o"/>
+      <w:lvlJc w:val="left"/>
+      <w:pPr>
+        <w:tabs>
+          <w:tab w:val="num" w:pos="1440"/>
+        </w:tabs>
+        <w:ind w:left="1440" w:hanging="360"/>
+      </w:pPr>
+      <w:rPr>
+        <w:rFonts w:ascii="Courier New" w:hAnsi="Courier New" w:hint="default"/>
+        <w:sz w:val="20"/>
+      </w:rPr>
+    </w:lvl>
+    <w:lvl w:ilvl="2" w:tentative="1">
+      <w:start w:val="1"/>
+      <w:numFmt w:val="bullet"/>
+      <w:lvlText w:val=""/>
+      <w:lvlJc w:val="left"/>
+      <w:pPr>
+        <w:tabs>
+          <w:tab w:val="num" w:pos="2160"/>
+        </w:tabs>
+        <w:ind w:left="2160" w:hanging="360"/>
+      </w:pPr>
+      <w:rPr>
+        <w:rFonts w:ascii="Wingdings" w:hAnsi="Wingdings" w:hint="default"/>
+        <w:sz w:val="20"/>
+      </w:rPr>
+    </w:lvl>
+    <w:lvl w:ilvl="3" w:tentative="1">
+      <w:start w:val="1"/>
+      <w:numFmt w:val="bullet"/>
+      <w:lvlText w:val=""/>
+      <w:lvlJc w:val="left"/>
+      <w:pPr>
+        <w:tabs>
+          <w:tab w:val="num" w:pos="2880"/>
+        </w:tabs>
+        <w:ind w:left="2880" w:hanging="360"/>
+      </w:pPr>
+      <w:rPr>
+        <w:rFonts w:ascii="Wingdings" w:hAnsi="Wingdings" w:hint="default"/>
+        <w:sz w:val="20"/>
+      </w:rPr>
+    </w:lvl>
+    <w:lvl w:ilvl="4" w:tentative="1">
+      <w:start w:val="1"/>
+      <w:numFmt w:val="bullet"/>
+      <w:lvlText w:val=""/>
+      <w:lvlJc w:val="left"/>
+      <w:pPr>
+        <w:tabs>
+          <w:tab w:val="num" w:pos="3600"/>
+        </w:tabs>
+        <w:ind w:left="3600" w:hanging="360"/>
+      </w:pPr>
+      <w:rPr>
+        <w:rFonts w:ascii="Wingdings" w:hAnsi="Wingdings" w:hint="default"/>
+        <w:sz w:val="20"/>
+      </w:rPr>
+    </w:lvl>
+    <w:lvl w:ilvl="5" w:tentative="1">
+      <w:start w:val="1"/>
+      <w:numFmt w:val="bullet"/>
+      <w:lvlText w:val=""/>
+      <w:lvlJc w:val="left"/>
+      <w:pPr>
+        <w:tabs>
+          <w:tab w:val="num" w:pos="4320"/>
+        </w:tabs>
+        <w:ind w:left="4320" w:hanging="360"/>
+      </w:pPr>
+      <w:rPr>
+        <w:rFonts w:ascii="Wingdings" w:hAnsi="Wingdings" w:hint="default"/>
+        <w:sz w:val="20"/>
+      </w:rPr>
+    </w:lvl>
+    <w:lvl w:ilvl="6" w:tentative="1">
+      <w:start w:val="1"/>
+      <w:numFmt w:val="bullet"/>
+      <w:lvlText w:val=""/>
+      <w:lvlJc w:val="left"/>
+      <w:pPr>
+        <w:tabs>
+          <w:tab w:val="num" w:pos="5040"/>
+        </w:tabs>
+        <w:ind w:left="5040" w:hanging="360"/>
+      </w:pPr>
+      <w:rPr>
+        <w:rFonts w:ascii="Wingdings" w:hAnsi="Wingdings" w:hint="default"/>
+        <w:sz w:val="20"/>
+      </w:rPr>
+    </w:lvl>
+    <w:lvl w:ilvl="7" w:tentative="1">
+      <w:start w:val="1"/>
+      <w:numFmt w:val="bullet"/>
+      <w:lvlText w:val=""/>
+      <w:lvlJc w:val="left"/>
+      <w:pPr>
+        <w:tabs>
+          <w:tab w:val="num" w:pos="5760"/>
+        </w:tabs>
+        <w:ind w:left="5760" w:hanging="360"/>
+      </w:pPr>
+      <w:rPr>
+        <w:rFonts w:ascii="Wingdings" w:hAnsi="Wingdings" w:hint="default"/>
+        <w:sz w:val="20"/>
+      </w:rPr>
+    </w:lvl>
+    <w:lvl w:ilvl="8" w:tentative="1">
+      <w:start w:val="1"/>
+      <w:numFmt w:val="bullet"/>
+      <w:lvlText w:val=""/>
+      <w:lvlJc w:val="left"/>
+      <w:pPr>
+        <w:tabs>
+          <w:tab w:val="num" w:pos="6480"/>
+        </w:tabs>
+        <w:ind w:left="6480" w:hanging="360"/>
+      </w:pPr>
+      <w:rPr>
+        <w:rFonts w:ascii="Wingdings" w:hAnsi="Wingdings" w:hint="default"/>
+        <w:sz w:val="20"/>
+      </w:rPr>
+    </w:lvl>
+  </w:abstractNum>
+  <w:abstractNum w:abstractNumId="4" w15:restartNumberingAfterBreak="0">
     <w:nsid w:val="4C2D1089"/>
     <w:multiLevelType w:val="multilevel"/>
     <w:tmpl w:val="062880B2"/>
@@ -1042,11 +2259,172 @@
       </w:rPr>
     </w:lvl>
   </w:abstractNum>
+  <w:abstractNum w:abstractNumId="5" w15:restartNumberingAfterBreak="0">
+    <w:nsid w:val="6D3F6230"/>
+    <w:multiLevelType w:val="multilevel"/>
+    <w:tmpl w:val="3C18CB50"/>
+    <w:lvl w:ilvl="0">
+      <w:start w:val="1"/>
+      <w:numFmt w:val="bullet"/>
+      <w:lvlText w:val=""/>
+      <w:lvlJc w:val="left"/>
+      <w:pPr>
+        <w:tabs>
+          <w:tab w:val="num" w:pos="720"/>
+        </w:tabs>
+        <w:ind w:left="720" w:hanging="360"/>
+      </w:pPr>
+      <w:rPr>
+        <w:rFonts w:ascii="Symbol" w:hAnsi="Symbol" w:hint="default"/>
+        <w:sz w:val="20"/>
+      </w:rPr>
+    </w:lvl>
+    <w:lvl w:ilvl="1" w:tentative="1">
+      <w:start w:val="1"/>
+      <w:numFmt w:val="bullet"/>
+      <w:lvlText w:val="o"/>
+      <w:lvlJc w:val="left"/>
+      <w:pPr>
+        <w:tabs>
+          <w:tab w:val="num" w:pos="1440"/>
+        </w:tabs>
+        <w:ind w:left="1440" w:hanging="360"/>
+      </w:pPr>
+      <w:rPr>
+        <w:rFonts w:ascii="Courier New" w:hAnsi="Courier New" w:hint="default"/>
+        <w:sz w:val="20"/>
+      </w:rPr>
+    </w:lvl>
+    <w:lvl w:ilvl="2" w:tentative="1">
+      <w:start w:val="1"/>
+      <w:numFmt w:val="bullet"/>
+      <w:lvlText w:val=""/>
+      <w:lvlJc w:val="left"/>
+      <w:pPr>
+        <w:tabs>
+          <w:tab w:val="num" w:pos="2160"/>
+        </w:tabs>
+        <w:ind w:left="2160" w:hanging="360"/>
+      </w:pPr>
+      <w:rPr>
+        <w:rFonts w:ascii="Wingdings" w:hAnsi="Wingdings" w:hint="default"/>
+        <w:sz w:val="20"/>
+      </w:rPr>
+    </w:lvl>
+    <w:lvl w:ilvl="3" w:tentative="1">
+      <w:start w:val="1"/>
+      <w:numFmt w:val="bullet"/>
+      <w:lvlText w:val=""/>
+      <w:lvlJc w:val="left"/>
+      <w:pPr>
+        <w:tabs>
+          <w:tab w:val="num" w:pos="2880"/>
+        </w:tabs>
+        <w:ind w:left="2880" w:hanging="360"/>
+      </w:pPr>
+      <w:rPr>
+        <w:rFonts w:ascii="Wingdings" w:hAnsi="Wingdings" w:hint="default"/>
+        <w:sz w:val="20"/>
+      </w:rPr>
+    </w:lvl>
+    <w:lvl w:ilvl="4" w:tentative="1">
+      <w:start w:val="1"/>
+      <w:numFmt w:val="bullet"/>
+      <w:lvlText w:val=""/>
+      <w:lvlJc w:val="left"/>
+      <w:pPr>
+        <w:tabs>
+          <w:tab w:val="num" w:pos="3600"/>
+        </w:tabs>
+        <w:ind w:left="3600" w:hanging="360"/>
+      </w:pPr>
+      <w:rPr>
+        <w:rFonts w:ascii="Wingdings" w:hAnsi="Wingdings" w:hint="default"/>
+        <w:sz w:val="20"/>
+      </w:rPr>
+    </w:lvl>
+    <w:lvl w:ilvl="5" w:tentative="1">
+      <w:start w:val="1"/>
+      <w:numFmt w:val="bullet"/>
+      <w:lvlText w:val=""/>
+      <w:lvlJc w:val="left"/>
+      <w:pPr>
+        <w:tabs>
+          <w:tab w:val="num" w:pos="4320"/>
+        </w:tabs>
+        <w:ind w:left="4320" w:hanging="360"/>
+      </w:pPr>
+      <w:rPr>
+        <w:rFonts w:ascii="Wingdings" w:hAnsi="Wingdings" w:hint="default"/>
+        <w:sz w:val="20"/>
+      </w:rPr>
+    </w:lvl>
+    <w:lvl w:ilvl="6" w:tentative="1">
+      <w:start w:val="1"/>
+      <w:numFmt w:val="bullet"/>
+      <w:lvlText w:val=""/>
+      <w:lvlJc w:val="left"/>
+      <w:pPr>
+        <w:tabs>
+          <w:tab w:val="num" w:pos="5040"/>
+        </w:tabs>
+        <w:ind w:left="5040" w:hanging="360"/>
+      </w:pPr>
+      <w:rPr>
+        <w:rFonts w:ascii="Wingdings" w:hAnsi="Wingdings" w:hint="default"/>
+        <w:sz w:val="20"/>
+      </w:rPr>
+    </w:lvl>
+    <w:lvl w:ilvl="7" w:tentative="1">
+      <w:start w:val="1"/>
+      <w:numFmt w:val="bullet"/>
+      <w:lvlText w:val=""/>
+      <w:lvlJc w:val="left"/>
+      <w:pPr>
+        <w:tabs>
+          <w:tab w:val="num" w:pos="5760"/>
+        </w:tabs>
+        <w:ind w:left="5760" w:hanging="360"/>
+      </w:pPr>
+      <w:rPr>
+        <w:rFonts w:ascii="Wingdings" w:hAnsi="Wingdings" w:hint="default"/>
+        <w:sz w:val="20"/>
+      </w:rPr>
+    </w:lvl>
+    <w:lvl w:ilvl="8" w:tentative="1">
+      <w:start w:val="1"/>
+      <w:numFmt w:val="bullet"/>
+      <w:lvlText w:val=""/>
+      <w:lvlJc w:val="left"/>
+      <w:pPr>
+        <w:tabs>
+          <w:tab w:val="num" w:pos="6480"/>
+        </w:tabs>
+        <w:ind w:left="6480" w:hanging="360"/>
+      </w:pPr>
+      <w:rPr>
+        <w:rFonts w:ascii="Wingdings" w:hAnsi="Wingdings" w:hint="default"/>
+        <w:sz w:val="20"/>
+      </w:rPr>
+    </w:lvl>
+  </w:abstractNum>
   <w:num w:numId="1">
-    <w:abstractNumId w:val="1"/>
+    <w:abstractNumId w:val="4"/>
   </w:num>
   <w:num w:numId="2">
     <w:abstractNumId w:val="0"/>
+  </w:num>
+  <w:num w:numId="3">
+    <w:abstractNumId w:val="5"/>
+  </w:num>
+  <w:num w:numId="4">
+    <w:abstractNumId w:val="3"/>
+  </w:num>
+  <w:num w:numId="5">
+    <w:abstractNumId w:val="1"/>
+  </w:num>
+  <w:num w:numId="6">
+    <w:abstractNumId w:val="2"/>
   </w:num>
 </w:numbering>
 </file>
@@ -1449,6 +2827,29 @@
     <w:name w:val="Normal"/>
     <w:qFormat/>
   </w:style>
+  <w:style w:type="paragraph" w:styleId="Cmsor2">
+    <w:name w:val="heading 2"/>
+    <w:basedOn w:val="Norml"/>
+    <w:next w:val="Norml"/>
+    <w:link w:val="Cmsor2Char"/>
+    <w:uiPriority w:val="9"/>
+    <w:semiHidden/>
+    <w:unhideWhenUsed/>
+    <w:qFormat/>
+    <w:rsid w:val="00D25961"/>
+    <w:pPr>
+      <w:keepNext/>
+      <w:keepLines/>
+      <w:spacing w:before="40" w:after="0"/>
+      <w:outlineLvl w:val="1"/>
+    </w:pPr>
+    <w:rPr>
+      <w:rFonts w:asciiTheme="majorHAnsi" w:eastAsiaTheme="majorEastAsia" w:hAnsiTheme="majorHAnsi" w:cstheme="majorBidi"/>
+      <w:color w:val="2F5496" w:themeColor="accent1" w:themeShade="BF"/>
+      <w:sz w:val="26"/>
+      <w:szCs w:val="26"/>
+    </w:rPr>
+  </w:style>
   <w:style w:type="paragraph" w:styleId="Cmsor3">
     <w:name w:val="heading 3"/>
     <w:basedOn w:val="Norml"/>
@@ -1551,6 +2952,20 @@
       <w:sz w:val="24"/>
       <w:szCs w:val="24"/>
       <w:lang w:eastAsia="hu-HU"/>
+    </w:rPr>
+  </w:style>
+  <w:style w:type="character" w:customStyle="1" w:styleId="Cmsor2Char">
+    <w:name w:val="Címsor 2 Char"/>
+    <w:basedOn w:val="Bekezdsalapbettpusa"/>
+    <w:link w:val="Cmsor2"/>
+    <w:uiPriority w:val="9"/>
+    <w:semiHidden/>
+    <w:rsid w:val="00D25961"/>
+    <w:rPr>
+      <w:rFonts w:asciiTheme="majorHAnsi" w:eastAsiaTheme="majorEastAsia" w:hAnsiTheme="majorHAnsi" w:cstheme="majorBidi"/>
+      <w:color w:val="2F5496" w:themeColor="accent1" w:themeShade="BF"/>
+      <w:sz w:val="26"/>
+      <w:szCs w:val="26"/>
     </w:rPr>
   </w:style>
 </w:styles>
@@ -1856,7 +3271,7 @@
 </file>
 
 <file path=customXml/itemProps1.xml><?xml version="1.0" encoding="utf-8"?>
-<ds:datastoreItem xmlns:ds="http://schemas.openxmlformats.org/officeDocument/2006/customXml" ds:itemID="{657C568A-9C8E-4CFA-946E-55C8F028596F}">
+<ds:datastoreItem xmlns:ds="http://schemas.openxmlformats.org/officeDocument/2006/customXml" ds:itemID="{02E91D5A-E602-49D2-8BC3-36E9BDE757BA}">
   <ds:schemaRefs>
     <ds:schemaRef ds:uri="http://schemas.openxmlformats.org/officeDocument/2006/bibliography"/>
   </ds:schemaRefs>
